--- a/DELVE_Roadmap.docx
+++ b/DELVE_Roadmap.docx
@@ -618,11 +618,11 @@
                 <w:rFonts w:ascii="Arial" w:cs="Arial" w:eastAsia="Arial" w:hAnsi="Arial"/>
                 <w:b w:val="false"/>
                 <w:bCs w:val="false"/>
-                <w:color w:val="D97706"/>
-                <w:sz w:val="21"/>
-                <w:szCs w:val="21"/>
-              </w:rPr>
-              <w:t xml:space="preserve">Next Up</w:t>
+                <w:color w:val="065F46"/>
+                <w:sz w:val="21"/>
+                <w:szCs w:val="21"/>
+              </w:rPr>
+              <w:t xml:space="preserve">Released</w:t>
             </w:r>
           </w:p>
         </w:tc>
@@ -653,7 +653,7 @@
                 <w:sz w:val="21"/>
                 <w:szCs w:val="21"/>
               </w:rPr>
-              <w:t xml:space="preserve">1–2 sessions</w:t>
+              <w:t xml:space="preserve">Completed</w:t>
             </w:r>
           </w:p>
         </w:tc>
@@ -1311,7 +1311,7 @@
           <w:sz w:val="32"/>
           <w:szCs w:val="32"/>
         </w:rPr>
-        <w:t xml:space="preserve">Version 0.03 — Polish &amp; Feel</w:t>
+        <w:t xml:space="preserve">Version 0.03 — Polish &amp; Feel (Released)</w:t>
       </w:r>
     </w:p>
     <w:tbl>
@@ -1341,14 +1341,13 @@
               <w:bottom w:val="none" w:color="FFFFFF" w:sz="0"/>
               <w:right w:val="none" w:color="FFFFFF" w:sz="0"/>
             </w:tcBorders>
-            <w:shd w:fill="D97706" w:val="clear"/>
+            <w:shd w:fill="065F46" w:val="clear"/>
             <w:tcMar>
               <w:top w:type="dxa" w:w="120"/>
               <w:left w:type="dxa" w:w="160"/>
               <w:bottom w:type="dxa" w:w="120"/>
               <w:right w:type="dxa" w:w="160"/>
             </w:tcMar>
-            <w:vAlign w:val="center"/>
           </w:tcPr>
           <w:p>
             <w:pPr>
@@ -1414,7 +1413,6 @@
               <w:bottom w:type="dxa" w:w="120"/>
               <w:right w:type="dxa" w:w="160"/>
             </w:tcMar>
-            <w:vAlign w:val="center"/>
           </w:tcPr>
           <w:p>
             <w:pPr>
@@ -1429,7 +1427,7 @@
                 <w:sz w:val="20"/>
                 <w:szCs w:val="20"/>
               </w:rPr>
-              <w:t xml:space="preserve">1–2 sessions</w:t>
+              <w:t xml:space="preserve">RELEASED</w:t>
             </w:r>
           </w:p>
         </w:tc>
@@ -1451,7 +1449,7 @@
           <w:sz w:val="22"/>
           <w:szCs w:val="22"/>
         </w:rPr>
-        <w:t xml:space="preserve">These are small, high-impact changes that make the existing game feel significantly more complete. No new systems — just improvements to feedback, responsiveness, and audio.</w:t>
+        <w:t xml:space="preserve">Version 0.03 is fully released. Below is the complete feature list as delivered.</w:t>
       </w:r>
     </w:p>
     <w:p>
@@ -1570,7 +1568,7 @@
                 <w:sz w:val="21"/>
                 <w:szCs w:val="21"/>
               </w:rPr>
-              <w:t xml:space="preserve">Run Summary Screen</w:t>
+              <w:t xml:space="preserve">Damage Flash</w:t>
             </w:r>
           </w:p>
         </w:tc>
@@ -1599,7 +1597,7 @@
                 <w:sz w:val="21"/>
                 <w:szCs w:val="21"/>
               </w:rPr>
-              <w:t xml:space="preserve">On death or victory, show a full recap: floors cleared, kills, gold earned, best weapon found, damage dealt, and turns taken. Currently the end screen shows only basic stats.</w:t>
+              <w:t xml:space="preserve">Red vignette overlay flashes over the full screen when the player takes a hit. Triggered from both direct counter-attacks and enemy pursuit attacks.</w:t>
             </w:r>
           </w:p>
         </w:tc>
@@ -1632,7 +1630,7 @@
                 <w:sz w:val="21"/>
                 <w:szCs w:val="21"/>
               </w:rPr>
-              <w:t xml:space="preserve">Damage Flash</w:t>
+              <w:t xml:space="preserve">Sound Effects</w:t>
             </w:r>
           </w:p>
         </w:tc>
@@ -1661,7 +1659,7 @@
                 <w:sz w:val="21"/>
                 <w:szCs w:val="21"/>
               </w:rPr>
-              <w:t xml:space="preserve">A brief red vignette overlay when the player takes a hit. Much stronger visual feedback than screenshake alone, especially on mobile.</w:t>
+              <w:t xml:space="preserve">8-bit sounds generated via Web Audio API with no audio files: attack hit, Bash impact, player takes damage, enemy death, item pickup, level up (4-note arpeggio), shop buy, shop sell, player death (5-note descending sequence).</w:t>
             </w:r>
           </w:p>
         </w:tc>
@@ -1694,7 +1692,7 @@
                 <w:sz w:val="21"/>
                 <w:szCs w:val="21"/>
               </w:rPr>
-              <w:t xml:space="preserve">Sound Effects</w:t>
+              <w:t xml:space="preserve">Enemy Death Animation</w:t>
             </w:r>
           </w:p>
         </w:tc>
@@ -1723,7 +1721,7 @@
                 <w:sz w:val="21"/>
                 <w:szCs w:val="21"/>
               </w:rPr>
-              <w:t xml:space="preserve">Web Audio API generates 8-bit bleeps with zero audio files needed. Covers: attack hit, taking damage, item pickup, level-up, shop purchase, and death. One of the biggest feel improvements for minimal code.</w:t>
+              <w:t xml:space="preserve">Enemies flash bright white and fade to black over 300ms before disappearing. Item drops and level up checks fire after the animation completes. Dying tiles are non-interactive.</w:t>
             </w:r>
           </w:p>
         </w:tc>
@@ -1756,7 +1754,7 @@
                 <w:sz w:val="21"/>
                 <w:szCs w:val="21"/>
               </w:rPr>
-              <w:t xml:space="preserve">Enemy Death Animation</w:t>
+              <w:t xml:space="preserve">Run Summary</w:t>
             </w:r>
           </w:p>
         </w:tc>
@@ -1785,7 +1783,7 @@
                 <w:sz w:val="21"/>
                 <w:szCs w:val="21"/>
               </w:rPr>
-              <w:t xml:space="preserve">Tile flashes briefly before disappearing instead of vanishing instantly. Makes combat feel more satisfying.</w:t>
+              <w:t xml:space="preserve">Death and victory screens now show: level, kills, total damage dealt, best weapon equipped during the run, gold earned, floors reached, and turns taken.</w:t>
             </w:r>
           </w:p>
         </w:tc>
@@ -1818,7 +1816,7 @@
                 <w:sz w:val="21"/>
                 <w:szCs w:val="21"/>
               </w:rPr>
-              <w:t xml:space="preserve">Haptic Feedback</w:t>
+              <w:t xml:space="preserve">Potion Bag System</w:t>
             </w:r>
           </w:p>
         </w:tc>
@@ -1847,7 +1845,627 @@
                 <w:sz w:val="21"/>
                 <w:szCs w:val="21"/>
               </w:rPr>
-              <w:t xml:space="preserve">One line of code (navigator.vibrate(40)) on mobile hit events. Short vibration pulse on damage taken and enemy kill. Surprisingly impactful on mobile.</w:t>
+              <w:t xml:space="preserve">Potions no longer auto-consume on pickup or purchase. They go to the bag and carry over between floors. Manual use from BAG costs a turn.</w:t>
+            </w:r>
+          </w:p>
+        </w:tc>
+      </w:tr>
+      <w:tr>
+        <w:tc>
+          <w:tcPr>
+            <w:tcW w:type="dxa" w:w="2800"/>
+            <w:tcBorders>
+              <w:top w:val="single" w:color="E5E7EB" w:sz="1"/>
+              <w:left w:val="single" w:color="E5E7EB" w:sz="1"/>
+              <w:bottom w:val="single" w:color="E5E7EB" w:sz="1"/>
+              <w:right w:val="single" w:color="E5E7EB" w:sz="1"/>
+            </w:tcBorders>
+            <w:shd w:fill="F5F3FF" w:val="clear"/>
+            <w:tcMar>
+              <w:top w:type="dxa" w:w="80"/>
+              <w:left w:type="dxa" w:w="140"/>
+              <w:bottom w:type="dxa" w:w="80"/>
+              <w:right w:type="dxa" w:w="140"/>
+            </w:tcMar>
+          </w:tcPr>
+          <w:p>
+            <w:r>
+              <w:rPr>
+                <w:rFonts w:ascii="Arial" w:cs="Arial" w:eastAsia="Arial" w:hAnsi="Arial"/>
+                <w:b/>
+                <w:bCs/>
+                <w:color w:val="1E1B4B"/>
+                <w:sz w:val="21"/>
+                <w:szCs w:val="21"/>
+              </w:rPr>
+              <w:t xml:space="preserve">Emergency Potion Prompt</w:t>
+            </w:r>
+          </w:p>
+        </w:tc>
+        <w:tc>
+          <w:tcPr>
+            <w:tcW w:type="dxa" w:w="6560"/>
+            <w:tcBorders>
+              <w:top w:val="single" w:color="E5E7EB" w:sz="1"/>
+              <w:left w:val="single" w:color="E5E7EB" w:sz="1"/>
+              <w:bottom w:val="single" w:color="E5E7EB" w:sz="1"/>
+              <w:right w:val="single" w:color="E5E7EB" w:sz="1"/>
+            </w:tcBorders>
+            <w:shd w:fill="FAFAFA" w:val="clear"/>
+            <w:tcMar>
+              <w:top w:type="dxa" w:w="80"/>
+              <w:left w:type="dxa" w:w="140"/>
+              <w:bottom w:type="dxa" w:w="80"/>
+              <w:right w:type="dxa" w:w="140"/>
+            </w:tcMar>
+          </w:tcPr>
+          <w:p>
+            <w:r>
+              <w:rPr>
+                <w:rFonts w:ascii="Arial" w:cs="Arial" w:eastAsia="Arial" w:hAnsi="Arial"/>
+                <w:color w:val="374151"/>
+                <w:sz w:val="21"/>
+                <w:szCs w:val="21"/>
+              </w:rPr>
+              <w:t xml:space="preserve">When the next enemy hit could be fatal, the game pauses before applying the hit and offers the best potion(s). DRINK consumes and takes the hit. IGNORE dismisses for that hit only and re-prompts next turn if still in danger.</w:t>
+            </w:r>
+          </w:p>
+        </w:tc>
+      </w:tr>
+      <w:tr>
+        <w:tc>
+          <w:tcPr>
+            <w:tcW w:type="dxa" w:w="2800"/>
+            <w:tcBorders>
+              <w:top w:val="single" w:color="E5E7EB" w:sz="1"/>
+              <w:left w:val="single" w:color="E5E7EB" w:sz="1"/>
+              <w:bottom w:val="single" w:color="E5E7EB" w:sz="1"/>
+              <w:right w:val="single" w:color="E5E7EB" w:sz="1"/>
+            </w:tcBorders>
+            <w:shd w:fill="EDE9FE" w:val="clear"/>
+            <w:tcMar>
+              <w:top w:type="dxa" w:w="80"/>
+              <w:left w:type="dxa" w:w="140"/>
+              <w:bottom w:type="dxa" w:w="80"/>
+              <w:right w:type="dxa" w:w="140"/>
+            </w:tcMar>
+          </w:tcPr>
+          <w:p>
+            <w:r>
+              <w:rPr>
+                <w:rFonts w:ascii="Arial" w:cs="Arial" w:eastAsia="Arial" w:hAnsi="Arial"/>
+                <w:b/>
+                <w:bCs/>
+                <w:color w:val="1E1B4B"/>
+                <w:sz w:val="21"/>
+                <w:szCs w:val="21"/>
+              </w:rPr>
+              <w:t xml:space="preserve">Help System</w:t>
+            </w:r>
+          </w:p>
+        </w:tc>
+        <w:tc>
+          <w:tcPr>
+            <w:tcW w:type="dxa" w:w="6560"/>
+            <w:tcBorders>
+              <w:top w:val="single" w:color="E5E7EB" w:sz="1"/>
+              <w:left w:val="single" w:color="E5E7EB" w:sz="1"/>
+              <w:bottom w:val="single" w:color="E5E7EB" w:sz="1"/>
+              <w:right w:val="single" w:color="E5E7EB" w:sz="1"/>
+            </w:tcBorders>
+            <w:shd w:fill="FFFFFF" w:val="clear"/>
+            <w:tcMar>
+              <w:top w:type="dxa" w:w="80"/>
+              <w:left w:type="dxa" w:w="140"/>
+              <w:bottom w:type="dxa" w:w="80"/>
+              <w:right w:type="dxa" w:w="140"/>
+            </w:tcMar>
+          </w:tcPr>
+          <w:p>
+            <w:r>
+              <w:rPr>
+                <w:rFonts w:ascii="Arial" w:cs="Arial" w:eastAsia="Arial" w:hAnsi="Arial"/>
+                <w:color w:val="374151"/>
+                <w:sz w:val="21"/>
+                <w:szCs w:val="21"/>
+              </w:rPr>
+              <w:t xml:space="preserve">? button in HUD opens a 4-tab modal (Controls, Combat, Items, Shop). All keyboard shortcuts documented. Accessible via H or ? at any time.</w:t>
+            </w:r>
+          </w:p>
+        </w:tc>
+      </w:tr>
+      <w:tr>
+        <w:tc>
+          <w:tcPr>
+            <w:tcW w:type="dxa" w:w="2800"/>
+            <w:tcBorders>
+              <w:top w:val="single" w:color="E5E7EB" w:sz="1"/>
+              <w:left w:val="single" w:color="E5E7EB" w:sz="1"/>
+              <w:bottom w:val="single" w:color="E5E7EB" w:sz="1"/>
+              <w:right w:val="single" w:color="E5E7EB" w:sz="1"/>
+            </w:tcBorders>
+            <w:shd w:fill="F5F3FF" w:val="clear"/>
+            <w:tcMar>
+              <w:top w:type="dxa" w:w="80"/>
+              <w:left w:type="dxa" w:w="140"/>
+              <w:bottom w:type="dxa" w:w="80"/>
+              <w:right w:type="dxa" w:w="140"/>
+            </w:tcMar>
+          </w:tcPr>
+          <w:p>
+            <w:r>
+              <w:rPr>
+                <w:rFonts w:ascii="Arial" w:cs="Arial" w:eastAsia="Arial" w:hAnsi="Arial"/>
+                <w:b/>
+                <w:bCs/>
+                <w:color w:val="1E1B4B"/>
+                <w:sz w:val="21"/>
+                <w:szCs w:val="21"/>
+              </w:rPr>
+              <w:t xml:space="preserve">Contextual Tips</w:t>
+            </w:r>
+          </w:p>
+        </w:tc>
+        <w:tc>
+          <w:tcPr>
+            <w:tcW w:type="dxa" w:w="6560"/>
+            <w:tcBorders>
+              <w:top w:val="single" w:color="E5E7EB" w:sz="1"/>
+              <w:left w:val="single" w:color="E5E7EB" w:sz="1"/>
+              <w:bottom w:val="single" w:color="E5E7EB" w:sz="1"/>
+              <w:right w:val="single" w:color="E5E7EB" w:sz="1"/>
+            </w:tcBorders>
+            <w:shd w:fill="FAFAFA" w:val="clear"/>
+            <w:tcMar>
+              <w:top w:type="dxa" w:w="80"/>
+              <w:left w:type="dxa" w:w="140"/>
+              <w:bottom w:type="dxa" w:w="80"/>
+              <w:right w:type="dxa" w:w="140"/>
+            </w:tcMar>
+          </w:tcPr>
+          <w:p>
+            <w:r>
+              <w:rPr>
+                <w:rFonts w:ascii="Arial" w:cs="Arial" w:eastAsia="Arial" w:hAnsi="Arial"/>
+                <w:color w:val="374151"/>
+                <w:sz w:val="21"/>
+                <w:szCs w:val="21"/>
+              </w:rPr>
+              <w:t xml:space="preserve">8 tips fire once per run at the right moment: first enemy spotted, first item picked up, first potion picked up, first gold earned, first level up, stairs visible, shop visible, first bag open.</w:t>
+            </w:r>
+          </w:p>
+        </w:tc>
+      </w:tr>
+      <w:tr>
+        <w:tc>
+          <w:tcPr>
+            <w:tcW w:type="dxa" w:w="2800"/>
+            <w:tcBorders>
+              <w:top w:val="single" w:color="E5E7EB" w:sz="1"/>
+              <w:left w:val="single" w:color="E5E7EB" w:sz="1"/>
+              <w:bottom w:val="single" w:color="E5E7EB" w:sz="1"/>
+              <w:right w:val="single" w:color="E5E7EB" w:sz="1"/>
+            </w:tcBorders>
+            <w:shd w:fill="EDE9FE" w:val="clear"/>
+            <w:tcMar>
+              <w:top w:type="dxa" w:w="80"/>
+              <w:left w:type="dxa" w:w="140"/>
+              <w:bottom w:type="dxa" w:w="80"/>
+              <w:right w:type="dxa" w:w="140"/>
+            </w:tcMar>
+          </w:tcPr>
+          <w:p>
+            <w:r>
+              <w:rPr>
+                <w:rFonts w:ascii="Arial" w:cs="Arial" w:eastAsia="Arial" w:hAnsi="Arial"/>
+                <w:b/>
+                <w:bCs/>
+                <w:color w:val="1E1B4B"/>
+                <w:sz w:val="21"/>
+                <w:szCs w:val="21"/>
+              </w:rPr>
+              <w:t xml:space="preserve">Long Press Inspect</w:t>
+            </w:r>
+          </w:p>
+        </w:tc>
+        <w:tc>
+          <w:tcPr>
+            <w:tcW w:type="dxa" w:w="6560"/>
+            <w:tcBorders>
+              <w:top w:val="single" w:color="E5E7EB" w:sz="1"/>
+              <w:left w:val="single" w:color="E5E7EB" w:sz="1"/>
+              <w:bottom w:val="single" w:color="E5E7EB" w:sz="1"/>
+              <w:right w:val="single" w:color="E5E7EB" w:sz="1"/>
+            </w:tcBorders>
+            <w:shd w:fill="FFFFFF" w:val="clear"/>
+            <w:tcMar>
+              <w:top w:type="dxa" w:w="80"/>
+              <w:left w:type="dxa" w:w="140"/>
+              <w:bottom w:type="dxa" w:w="80"/>
+              <w:right w:type="dxa" w:w="140"/>
+            </w:tcMar>
+          </w:tcPr>
+          <w:p>
+            <w:r>
+              <w:rPr>
+                <w:rFonts w:ascii="Arial" w:cs="Arial" w:eastAsia="Arial" w:hAnsi="Arial"/>
+                <w:color w:val="374151"/>
+                <w:sz w:val="21"/>
+                <w:szCs w:val="21"/>
+              </w:rPr>
+              <w:t xml:space="preserve">Hold finger on an enemy for 480ms to view HP and ATK in a tooltip without attacking. Haptic vibration confirms. Short tap still attacks.</w:t>
+            </w:r>
+          </w:p>
+        </w:tc>
+      </w:tr>
+      <w:tr>
+        <w:tc>
+          <w:tcPr>
+            <w:tcW w:type="dxa" w:w="2800"/>
+            <w:tcBorders>
+              <w:top w:val="single" w:color="E5E7EB" w:sz="1"/>
+              <w:left w:val="single" w:color="E5E7EB" w:sz="1"/>
+              <w:bottom w:val="single" w:color="E5E7EB" w:sz="1"/>
+              <w:right w:val="single" w:color="E5E7EB" w:sz="1"/>
+            </w:tcBorders>
+            <w:shd w:fill="F5F3FF" w:val="clear"/>
+            <w:tcMar>
+              <w:top w:type="dxa" w:w="80"/>
+              <w:left w:type="dxa" w:w="140"/>
+              <w:bottom w:type="dxa" w:w="80"/>
+              <w:right w:type="dxa" w:w="140"/>
+            </w:tcMar>
+          </w:tcPr>
+          <w:p>
+            <w:r>
+              <w:rPr>
+                <w:rFonts w:ascii="Arial" w:cs="Arial" w:eastAsia="Arial" w:hAnsi="Arial"/>
+                <w:b/>
+                <w:bCs/>
+                <w:color w:val="1E1B4B"/>
+                <w:sz w:val="21"/>
+                <w:szCs w:val="21"/>
+              </w:rPr>
+              <w:t xml:space="preserve">Shop Sell Tab</w:t>
+            </w:r>
+          </w:p>
+        </w:tc>
+        <w:tc>
+          <w:tcPr>
+            <w:tcW w:type="dxa" w:w="6560"/>
+            <w:tcBorders>
+              <w:top w:val="single" w:color="E5E7EB" w:sz="1"/>
+              <w:left w:val="single" w:color="E5E7EB" w:sz="1"/>
+              <w:bottom w:val="single" w:color="E5E7EB" w:sz="1"/>
+              <w:right w:val="single" w:color="E5E7EB" w:sz="1"/>
+            </w:tcBorders>
+            <w:shd w:fill="FAFAFA" w:val="clear"/>
+            <w:tcMar>
+              <w:top w:type="dxa" w:w="80"/>
+              <w:left w:type="dxa" w:w="140"/>
+              <w:bottom w:type="dxa" w:w="80"/>
+              <w:right w:type="dxa" w:w="140"/>
+            </w:tcMar>
+          </w:tcPr>
+          <w:p>
+            <w:r>
+              <w:rPr>
+                <w:rFonts w:ascii="Arial" w:cs="Arial" w:eastAsia="Arial" w:hAnsi="Arial"/>
+                <w:color w:val="374151"/>
+                <w:sz w:val="21"/>
+                <w:szCs w:val="21"/>
+              </w:rPr>
+              <w:t xml:space="preserve">Merchant has BUY and SELL tabs. Sell any carried or equipped item for 50% of buy value. Gold updates in real time.</w:t>
+            </w:r>
+          </w:p>
+        </w:tc>
+      </w:tr>
+      <w:tr>
+        <w:tc>
+          <w:tcPr>
+            <w:tcW w:type="dxa" w:w="2800"/>
+            <w:tcBorders>
+              <w:top w:val="single" w:color="E5E7EB" w:sz="1"/>
+              <w:left w:val="single" w:color="E5E7EB" w:sz="1"/>
+              <w:bottom w:val="single" w:color="E5E7EB" w:sz="1"/>
+              <w:right w:val="single" w:color="E5E7EB" w:sz="1"/>
+            </w:tcBorders>
+            <w:shd w:fill="EDE9FE" w:val="clear"/>
+            <w:tcMar>
+              <w:top w:type="dxa" w:w="80"/>
+              <w:left w:type="dxa" w:w="140"/>
+              <w:bottom w:type="dxa" w:w="80"/>
+              <w:right w:type="dxa" w:w="140"/>
+            </w:tcMar>
+          </w:tcPr>
+          <w:p>
+            <w:r>
+              <w:rPr>
+                <w:rFonts w:ascii="Arial" w:cs="Arial" w:eastAsia="Arial" w:hAnsi="Arial"/>
+                <w:b/>
+                <w:bCs/>
+                <w:color w:val="1E1B4B"/>
+                <w:sz w:val="21"/>
+                <w:szCs w:val="21"/>
+              </w:rPr>
+              <w:t xml:space="preserve">Gold Economy</w:t>
+            </w:r>
+          </w:p>
+        </w:tc>
+        <w:tc>
+          <w:tcPr>
+            <w:tcW w:type="dxa" w:w="6560"/>
+            <w:tcBorders>
+              <w:top w:val="single" w:color="E5E7EB" w:sz="1"/>
+              <w:left w:val="single" w:color="E5E7EB" w:sz="1"/>
+              <w:bottom w:val="single" w:color="E5E7EB" w:sz="1"/>
+              <w:right w:val="single" w:color="E5E7EB" w:sz="1"/>
+            </w:tcBorders>
+            <w:shd w:fill="FFFFFF" w:val="clear"/>
+            <w:tcMar>
+              <w:top w:type="dxa" w:w="80"/>
+              <w:left w:type="dxa" w:w="140"/>
+              <w:bottom w:type="dxa" w:w="80"/>
+              <w:right w:type="dxa" w:w="140"/>
+            </w:tcMar>
+          </w:tcPr>
+          <w:p>
+            <w:r>
+              <w:rPr>
+                <w:rFonts w:ascii="Arial" w:cs="Arial" w:eastAsia="Arial" w:hAnsi="Arial"/>
+                <w:color w:val="374151"/>
+                <w:sz w:val="21"/>
+                <w:szCs w:val="21"/>
+              </w:rPr>
+              <w:t xml:space="preserve">Enemies drop gold on death. Shown in HUD (GP label) and on death/victory summary screens.</w:t>
+            </w:r>
+          </w:p>
+        </w:tc>
+      </w:tr>
+      <w:tr>
+        <w:tc>
+          <w:tcPr>
+            <w:tcW w:type="dxa" w:w="2800"/>
+            <w:tcBorders>
+              <w:top w:val="single" w:color="E5E7EB" w:sz="1"/>
+              <w:left w:val="single" w:color="E5E7EB" w:sz="1"/>
+              <w:bottom w:val="single" w:color="E5E7EB" w:sz="1"/>
+              <w:right w:val="single" w:color="E5E7EB" w:sz="1"/>
+            </w:tcBorders>
+            <w:shd w:fill="F5F3FF" w:val="clear"/>
+            <w:tcMar>
+              <w:top w:type="dxa" w:w="80"/>
+              <w:left w:type="dxa" w:w="140"/>
+              <w:bottom w:type="dxa" w:w="80"/>
+              <w:right w:type="dxa" w:w="140"/>
+            </w:tcMar>
+          </w:tcPr>
+          <w:p>
+            <w:r>
+              <w:rPr>
+                <w:rFonts w:ascii="Arial" w:cs="Arial" w:eastAsia="Arial" w:hAnsi="Arial"/>
+                <w:b/>
+                <w:bCs/>
+                <w:color w:val="1E1B4B"/>
+                <w:sz w:val="21"/>
+                <w:szCs w:val="21"/>
+              </w:rPr>
+              <w:t xml:space="preserve">D Lettermark Icons</w:t>
+            </w:r>
+          </w:p>
+        </w:tc>
+        <w:tc>
+          <w:tcPr>
+            <w:tcW w:type="dxa" w:w="6560"/>
+            <w:tcBorders>
+              <w:top w:val="single" w:color="E5E7EB" w:sz="1"/>
+              <w:left w:val="single" w:color="E5E7EB" w:sz="1"/>
+              <w:bottom w:val="single" w:color="E5E7EB" w:sz="1"/>
+              <w:right w:val="single" w:color="E5E7EB" w:sz="1"/>
+            </w:tcBorders>
+            <w:shd w:fill="FAFAFA" w:val="clear"/>
+            <w:tcMar>
+              <w:top w:type="dxa" w:w="80"/>
+              <w:left w:type="dxa" w:w="140"/>
+              <w:bottom w:type="dxa" w:w="80"/>
+              <w:right w:type="dxa" w:w="140"/>
+            </w:tcMar>
+          </w:tcPr>
+          <w:p>
+            <w:r>
+              <w:rPr>
+                <w:rFonts w:ascii="Arial" w:cs="Arial" w:eastAsia="Arial" w:hAnsi="Arial"/>
+                <w:color w:val="374151"/>
+                <w:sz w:val="21"/>
+                <w:szCs w:val="21"/>
+              </w:rPr>
+              <w:t xml:space="preserve">Pixel-art D lettermark in Press Start 2P style. favicon.ico and favicon-32.png added for browser tabs.</w:t>
+            </w:r>
+          </w:p>
+        </w:tc>
+      </w:tr>
+      <w:tr>
+        <w:tc>
+          <w:tcPr>
+            <w:tcW w:type="dxa" w:w="2800"/>
+            <w:tcBorders>
+              <w:top w:val="single" w:color="E5E7EB" w:sz="1"/>
+              <w:left w:val="single" w:color="E5E7EB" w:sz="1"/>
+              <w:bottom w:val="single" w:color="E5E7EB" w:sz="1"/>
+              <w:right w:val="single" w:color="E5E7EB" w:sz="1"/>
+            </w:tcBorders>
+            <w:shd w:fill="EDE9FE" w:val="clear"/>
+            <w:tcMar>
+              <w:top w:type="dxa" w:w="80"/>
+              <w:left w:type="dxa" w:w="140"/>
+              <w:bottom w:type="dxa" w:w="80"/>
+              <w:right w:type="dxa" w:w="140"/>
+            </w:tcMar>
+          </w:tcPr>
+          <w:p>
+            <w:r>
+              <w:rPr>
+                <w:rFonts w:ascii="Arial" w:cs="Arial" w:eastAsia="Arial" w:hAnsi="Arial"/>
+                <w:b/>
+                <w:bCs/>
+                <w:color w:val="1E1B4B"/>
+                <w:sz w:val="21"/>
+                <w:szCs w:val="21"/>
+              </w:rPr>
+              <w:t xml:space="preserve">Pixelated Title</w:t>
+            </w:r>
+          </w:p>
+        </w:tc>
+        <w:tc>
+          <w:tcPr>
+            <w:tcW w:type="dxa" w:w="6560"/>
+            <w:tcBorders>
+              <w:top w:val="single" w:color="E5E7EB" w:sz="1"/>
+              <w:left w:val="single" w:color="E5E7EB" w:sz="1"/>
+              <w:bottom w:val="single" w:color="E5E7EB" w:sz="1"/>
+              <w:right w:val="single" w:color="E5E7EB" w:sz="1"/>
+            </w:tcBorders>
+            <w:shd w:fill="FFFFFF" w:val="clear"/>
+            <w:tcMar>
+              <w:top w:type="dxa" w:w="80"/>
+              <w:left w:type="dxa" w:w="140"/>
+              <w:bottom w:type="dxa" w:w="80"/>
+              <w:right w:type="dxa" w:w="140"/>
+            </w:tcMar>
+          </w:tcPr>
+          <w:p>
+            <w:r>
+              <w:rPr>
+                <w:rFonts w:ascii="Arial" w:cs="Arial" w:eastAsia="Arial" w:hAnsi="Arial"/>
+                <w:color w:val="374151"/>
+                <w:sz w:val="21"/>
+                <w:szCs w:val="21"/>
+              </w:rPr>
+              <w:t xml:space="preserve">DELVE title rendered at 16px and scaled with CSS transform to preserve chunky block look at all screen sizes.</w:t>
+            </w:r>
+          </w:p>
+        </w:tc>
+      </w:tr>
+      <w:tr>
+        <w:tc>
+          <w:tcPr>
+            <w:tcW w:type="dxa" w:w="2800"/>
+            <w:tcBorders>
+              <w:top w:val="single" w:color="E5E7EB" w:sz="1"/>
+              <w:left w:val="single" w:color="E5E7EB" w:sz="1"/>
+              <w:bottom w:val="single" w:color="E5E7EB" w:sz="1"/>
+              <w:right w:val="single" w:color="E5E7EB" w:sz="1"/>
+            </w:tcBorders>
+            <w:shd w:fill="F5F3FF" w:val="clear"/>
+            <w:tcMar>
+              <w:top w:type="dxa" w:w="80"/>
+              <w:left w:type="dxa" w:w="140"/>
+              <w:bottom w:type="dxa" w:w="80"/>
+              <w:right w:type="dxa" w:w="140"/>
+            </w:tcMar>
+          </w:tcPr>
+          <w:p>
+            <w:r>
+              <w:rPr>
+                <w:rFonts w:ascii="Arial" w:cs="Arial" w:eastAsia="Arial" w:hAnsi="Arial"/>
+                <w:b/>
+                <w:bCs/>
+                <w:color w:val="1E1B4B"/>
+                <w:sz w:val="21"/>
+                <w:szCs w:val="21"/>
+              </w:rPr>
+              <w:t xml:space="preserve">Landscape Layout</w:t>
+            </w:r>
+          </w:p>
+        </w:tc>
+        <w:tc>
+          <w:tcPr>
+            <w:tcW w:type="dxa" w:w="6560"/>
+            <w:tcBorders>
+              <w:top w:val="single" w:color="E5E7EB" w:sz="1"/>
+              <w:left w:val="single" w:color="E5E7EB" w:sz="1"/>
+              <w:bottom w:val="single" w:color="E5E7EB" w:sz="1"/>
+              <w:right w:val="single" w:color="E5E7EB" w:sz="1"/>
+            </w:tcBorders>
+            <w:shd w:fill="FAFAFA" w:val="clear"/>
+            <w:tcMar>
+              <w:top w:type="dxa" w:w="80"/>
+              <w:left w:type="dxa" w:w="140"/>
+              <w:bottom w:type="dxa" w:w="80"/>
+              <w:right w:type="dxa" w:w="140"/>
+            </w:tcMar>
+          </w:tcPr>
+          <w:p>
+            <w:r>
+              <w:rPr>
+                <w:rFonts w:ascii="Arial" w:cs="Arial" w:eastAsia="Arial" w:hAnsi="Arial"/>
+                <w:color w:val="374151"/>
+                <w:sz w:val="21"/>
+                <w:szCs w:val="21"/>
+              </w:rPr>
+              <w:t xml:space="preserve">Optimised side-by-side layout for mobile landscape (max-height 600px). Desktop layout unchanged.</w:t>
+            </w:r>
+          </w:p>
+        </w:tc>
+      </w:tr>
+      <w:tr>
+        <w:tc>
+          <w:tcPr>
+            <w:tcW w:type="dxa" w:w="2800"/>
+            <w:tcBorders>
+              <w:top w:val="single" w:color="E5E7EB" w:sz="1"/>
+              <w:left w:val="single" w:color="E5E7EB" w:sz="1"/>
+              <w:bottom w:val="single" w:color="E5E7EB" w:sz="1"/>
+              <w:right w:val="single" w:color="E5E7EB" w:sz="1"/>
+            </w:tcBorders>
+            <w:shd w:fill="EDE9FE" w:val="clear"/>
+            <w:tcMar>
+              <w:top w:type="dxa" w:w="80"/>
+              <w:left w:type="dxa" w:w="140"/>
+              <w:bottom w:type="dxa" w:w="80"/>
+              <w:right w:type="dxa" w:w="140"/>
+            </w:tcMar>
+          </w:tcPr>
+          <w:p>
+            <w:r>
+              <w:rPr>
+                <w:rFonts w:ascii="Arial" w:cs="Arial" w:eastAsia="Arial" w:hAnsi="Arial"/>
+                <w:b/>
+                <w:bCs/>
+                <w:color w:val="1E1B4B"/>
+                <w:sz w:val="21"/>
+                <w:szCs w:val="21"/>
+              </w:rPr>
+              <w:t xml:space="preserve">Bug Fixes</w:t>
+            </w:r>
+          </w:p>
+        </w:tc>
+        <w:tc>
+          <w:tcPr>
+            <w:tcW w:type="dxa" w:w="6560"/>
+            <w:tcBorders>
+              <w:top w:val="single" w:color="E5E7EB" w:sz="1"/>
+              <w:left w:val="single" w:color="E5E7EB" w:sz="1"/>
+              <w:bottom w:val="single" w:color="E5E7EB" w:sz="1"/>
+              <w:right w:val="single" w:color="E5E7EB" w:sz="1"/>
+            </w:tcBorders>
+            <w:shd w:fill="FFFFFF" w:val="clear"/>
+            <w:tcMar>
+              <w:top w:type="dxa" w:w="80"/>
+              <w:left w:type="dxa" w:w="140"/>
+              <w:bottom w:type="dxa" w:w="80"/>
+              <w:right w:type="dxa" w:w="140"/>
+            </w:tcMar>
+          </w:tcPr>
+          <w:p>
+            <w:r>
+              <w:rPr>
+                <w:rFonts w:ascii="Arial" w:cs="Arial" w:eastAsia="Arial" w:hAnsi="Arial"/>
+                <w:color w:val="374151"/>
+                <w:sz w:val="21"/>
+                <w:szCs w:val="21"/>
+              </w:rPr>
+              <w:t xml:space="preserve">Fast-click exploit, item softlock (worse items go to bag), shop touch reliability, enemy spawn visibility, PWA path fixes, sw.js cache bumped to v2, autoEquip ghost copy cleanup, applyUpgrade crash fix, bag items preserved across floors.</w:t>
             </w:r>
           </w:p>
         </w:tc>
@@ -1912,7 +2530,6 @@
               <w:bottom w:type="dxa" w:w="120"/>
               <w:right w:type="dxa" w:w="160"/>
             </w:tcMar>
-            <w:vAlign w:val="center"/>
           </w:tcPr>
           <w:p>
             <w:pPr>
@@ -1978,7 +2595,6 @@
               <w:bottom w:type="dxa" w:w="120"/>
               <w:right w:type="dxa" w:w="160"/>
             </w:tcMar>
-            <w:vAlign w:val="center"/>
           </w:tcPr>
           <w:p>
             <w:pPr>
@@ -2015,7 +2631,7 @@
           <w:sz w:val="22"/>
           <w:szCs w:val="22"/>
         </w:rPr>
-        <w:t xml:space="preserve">Adds replayability by giving the player meaningful choices from the very start of each run. Different playstyles for different players.</w:t>
+        <w:t xml:space="preserve">Adds replayability by giving the player meaningful choices from the very start of each run.</w:t>
       </w:r>
     </w:p>
     <w:p>
@@ -2163,7 +2779,7 @@
                 <w:sz w:val="21"/>
                 <w:szCs w:val="21"/>
               </w:rPr>
-              <w:t xml:space="preserve">Three classes selectable at the title screen. Warrior: high HP, starts with Chain Mail, Bash deals extra damage. Rogue: high ATK, starts with a Dagger and a Dash ability. Mage: lower HP but magic weapons deal double damage, starts with Bone Staff.</w:t>
+              <w:t xml:space="preserve">Three classes at the title screen. Warrior: high HP, starts with Chain Mail, Bash deals extra damage. Rogue: high ATK, starts with Dagger and Dash ability. Mage: lower HP but magic weapons deal double damage, starts with Bone Staff.</w:t>
             </w:r>
           </w:p>
         </w:tc>
@@ -2225,7 +2841,7 @@
                 <w:sz w:val="21"/>
                 <w:szCs w:val="21"/>
               </w:rPr>
-              <w:t xml:space="preserve">Move 2 tiles in one turn, passing through enemies. Useful for escaping tight spots or closing distance. Replaces Bash for the Rogue class.</w:t>
+              <w:t xml:space="preserve">Move 2 tiles in one turn. Useful for escaping or closing distance. Replaces Bash for Rogue.</w:t>
             </w:r>
           </w:p>
         </w:tc>
@@ -2287,7 +2903,7 @@
                 <w:sz w:val="21"/>
                 <w:szCs w:val="21"/>
               </w:rPr>
-              <w:t xml:space="preserve">Each class unlocks a second ability at level 5. Warrior gets Taunt (forces nearby enemies to target the player for 3 turns). Mage gets Blink (teleport to a random visible floor tile).</w:t>
+              <w:t xml:space="preserve">Each class unlocks a second ability at level 5. Warrior: Taunt (forces nearby enemies to target player for 3 turns). Mage: Blink (teleport to random visible tile).</w:t>
             </w:r>
           </w:p>
         </w:tc>
@@ -2349,7 +2965,7 @@
                 <w:sz w:val="21"/>
                 <w:szCs w:val="21"/>
               </w:rPr>
-              <w:t xml:space="preserve">Base stats vary meaningfully per class. Warrior: 30 HP, 3 ATK, 3 DEF. Rogue: 18 HP, 6 ATK, 1 DEF. Mage: 15 HP, 5 ATK, 1 DEF, magic multiplier x2.</w:t>
+              <w:t xml:space="preserve">Warrior: 30 HP, 3 ATK, 3 DEF. Rogue: 18 HP, 6 ATK, 1 DEF. Mage: 15 HP, 5 ATK, 1 DEF, magic multiplier x2.</w:t>
             </w:r>
           </w:p>
         </w:tc>
@@ -2414,7 +3030,6 @@
               <w:bottom w:type="dxa" w:w="120"/>
               <w:right w:type="dxa" w:w="160"/>
             </w:tcMar>
-            <w:vAlign w:val="center"/>
           </w:tcPr>
           <w:p>
             <w:pPr>
@@ -2480,7 +3095,6 @@
               <w:bottom w:type="dxa" w:w="120"/>
               <w:right w:type="dxa" w:w="160"/>
             </w:tcMar>
-            <w:vAlign w:val="center"/>
           </w:tcPr>
           <w:p>
             <w:pPr>
@@ -2517,7 +3131,7 @@
           <w:sz w:val="22"/>
           <w:szCs w:val="22"/>
         </w:rPr>
-        <w:t xml:space="preserve">Makes the dungeon itself more interesting to explore. Currently all floors feel similar — this version adds variety, secrets, and meaningful navigation decisions.</w:t>
+        <w:t xml:space="preserve">Makes the dungeon itself more interesting to explore with secrets, hazards, and varied rooms.</w:t>
       </w:r>
     </w:p>
     <w:p>
@@ -2665,7 +3279,7 @@
                 <w:sz w:val="21"/>
                 <w:szCs w:val="21"/>
               </w:rPr>
-              <w:t xml:space="preserve">Small corner overlay showing explored rooms and corridors. Dim for seen-but-not-visible areas, bright for currently visible. Especially useful on mobile where the map viewport is limited.</w:t>
+              <w:t xml:space="preserve">Small corner overlay showing explored rooms. Dim for seen areas, bright for currently visible. Especially useful on mobile.</w:t>
             </w:r>
           </w:p>
         </w:tc>
@@ -2727,7 +3341,7 @@
                 <w:sz w:val="21"/>
                 <w:szCs w:val="21"/>
               </w:rPr>
-              <w:t xml:space="preserve">Hidden floor tiles — spike pits, poison gas clouds, alarm tiles that wake nearby enemies. They look like normal floor until triggered. Once triggered they remain visible for the rest of the run.</w:t>
+              <w:t xml:space="preserve">Hidden floor tiles — spike pits, poison gas, alarm tiles. Look like normal floor until triggered. Remain visible for the rest of the run once found.</w:t>
             </w:r>
           </w:p>
         </w:tc>
@@ -2789,7 +3403,7 @@
                 <w:sz w:val="21"/>
                 <w:szCs w:val="21"/>
               </w:rPr>
-              <w:t xml:space="preserve">Hidden wall passages that appear when the player walks adjacent to them. Always contain bonus loot. Reward thorough exploration.</w:t>
+              <w:t xml:space="preserve">Hidden wall passages that appear when the player walks adjacent. Always contain bonus loot.</w:t>
             </w:r>
           </w:p>
         </w:tc>
@@ -2851,7 +3465,7 @@
                 <w:sz w:val="21"/>
                 <w:szCs w:val="21"/>
               </w:rPr>
-              <w:t xml:space="preserve">Some rooms are sealed by doors that require a key found elsewhere on the floor. The key tile uses a unique symbol. Forces exploration before descending.</w:t>
+              <w:t xml:space="preserve">Some rooms sealed by doors requiring a key found elsewhere. Forces exploration before descending.</w:t>
             </w:r>
           </w:p>
         </w:tc>
@@ -2913,7 +3527,7 @@
                 <w:sz w:val="21"/>
                 <w:szCs w:val="21"/>
               </w:rPr>
-              <w:t xml:space="preserve">Treasure rooms (more loot, no enemies), armory rooms (weapons only), crypt rooms (higher enemy density, better XP), shrine rooms (offer a stat boost or curse at random).</w:t>
+              <w:t xml:space="preserve">Treasure rooms (more loot, no enemies), armory rooms (weapons only), crypt rooms (high enemy density, better XP), shrine rooms (stat boost or curse).</w:t>
             </w:r>
           </w:p>
         </w:tc>
@@ -2978,7 +3592,6 @@
               <w:bottom w:type="dxa" w:w="120"/>
               <w:right w:type="dxa" w:w="160"/>
             </w:tcMar>
-            <w:vAlign w:val="center"/>
           </w:tcPr>
           <w:p>
             <w:pPr>
@@ -3044,7 +3657,6 @@
               <w:bottom w:type="dxa" w:w="120"/>
               <w:right w:type="dxa" w:w="160"/>
             </w:tcMar>
-            <w:vAlign w:val="center"/>
           </w:tcPr>
           <w:p>
             <w:pPr>
@@ -3081,7 +3693,7 @@
           <w:sz w:val="22"/>
           <w:szCs w:val="22"/>
         </w:rPr>
-        <w:t xml:space="preserve">Gives the game a proper climax and reason to replay. Currently descending floor 5 triggers an immediate victory — this version replaces that with a final confrontation.</w:t>
+        <w:t xml:space="preserve">Replaces the instant floor 5 victory with a proper final boss encounter.</w:t>
       </w:r>
     </w:p>
     <w:p>
@@ -3229,7 +3841,7 @@
                 <w:sz w:val="21"/>
                 <w:szCs w:val="21"/>
               </w:rPr>
-              <w:t xml:space="preserve">Instead of stairs appearing on floor 5, a named boss spawns: the Dungeon Lord. Significantly harder than any regular enemy, multi-phase health pool, unique attack patterns. Stairs only appear after defeat.</w:t>
+              <w:t xml:space="preserve">Named boss: the Dungeon Lord. Multi-phase health pool, unique attack patterns. Stairs only appear after defeat.</w:t>
             </w:r>
           </w:p>
         </w:tc>
@@ -3291,7 +3903,7 @@
                 <w:sz w:val="21"/>
                 <w:szCs w:val="21"/>
               </w:rPr>
-              <w:t xml:space="preserve">Boss-only items that cannot be found in the wild or bought: Ring of the Fallen (+5 all stats), Cloak of Shadows (50% dodge chance), Necronomicon (doubles magic weapon damage).</w:t>
+              <w:t xml:space="preserve">Boss-only items: Ring of the Fallen (+5 all stats), Cloak of Shadows (50% dodge), Necronomicon (doubles magic damage).</w:t>
             </w:r>
           </w:p>
         </w:tc>
@@ -3353,7 +3965,7 @@
                 <w:sz w:val="21"/>
                 <w:szCs w:val="21"/>
               </w:rPr>
-              <w:t xml:space="preserve">Completing the game on Normal unlocks Hard mode: tougher enemies, 30% less gold drops, no shops, and the boss has an additional phase.</w:t>
+              <w:t xml:space="preserve">Completing Normal unlocks Hard: tougher enemies, 30% less gold, no shops, boss has an extra phase.</w:t>
             </w:r>
           </w:p>
         </w:tc>
@@ -3415,7 +4027,7 @@
                 <w:sz w:val="21"/>
                 <w:szCs w:val="21"/>
               </w:rPr>
-              <w:t xml:space="preserve">Final score calculated from: floors cleared, kills, gold remaining, turns taken, and difficulty multiplier. Displayed prominently on the victory screen.</w:t>
+              <w:t xml:space="preserve">Final score: floors cleared x kills x level, adjusted by difficulty. Shown on victory screen.</w:t>
             </w:r>
           </w:p>
         </w:tc>
@@ -3480,7 +4092,6 @@
               <w:bottom w:type="dxa" w:w="120"/>
               <w:right w:type="dxa" w:w="160"/>
             </w:tcMar>
-            <w:vAlign w:val="center"/>
           </w:tcPr>
           <w:p>
             <w:pPr>
@@ -3546,7 +4157,6 @@
               <w:bottom w:type="dxa" w:w="120"/>
               <w:right w:type="dxa" w:w="160"/>
             </w:tcMar>
-            <w:vAlign w:val="center"/>
           </w:tcPr>
           <w:p>
             <w:pPr>
@@ -3583,7 +4193,7 @@
           <w:sz w:val="22"/>
           <w:szCs w:val="22"/>
         </w:rPr>
-        <w:t xml:space="preserve">Adds long-term progression to keep players coming back. Uses localStorage so no backend is needed.</w:t>
+        <w:t xml:space="preserve">Adds long-term progression using localStorage — no backend needed.</w:t>
       </w:r>
     </w:p>
     <w:p>
@@ -3731,7 +4341,7 @@
                 <w:sz w:val="21"/>
                 <w:szCs w:val="21"/>
               </w:rPr>
-              <w:t xml:space="preserve">Top 10 runs saved locally. Score formula: kills x floor x level, adjusted by difficulty. Displayed on the title screen with date, class, and cause of death.</w:t>
+              <w:t xml:space="preserve">Top 10 runs saved locally. Score: kills x floor x level. Shown on title screen with date, class, and cause of death.</w:t>
             </w:r>
           </w:p>
         </w:tc>
@@ -3793,7 +4403,7 @@
                 <w:sz w:val="21"/>
                 <w:szCs w:val="21"/>
               </w:rPr>
-              <w:t xml:space="preserve">Warrior is available by default. Rogue unlocks after the first completed run. Mage unlocks after winning with Rogue. Each unlock is stored in localStorage and persists between sessions.</w:t>
+              <w:t xml:space="preserve">Warrior default. Rogue unlocks after first win. Mage unlocks after winning with Rogue. Stored in localStorage.</w:t>
             </w:r>
           </w:p>
         </w:tc>
@@ -3855,7 +4465,7 @@
                 <w:sz w:val="21"/>
                 <w:szCs w:val="21"/>
               </w:rPr>
-              <w:t xml:space="preserve">In-run achievements tracked and displayed on the run summary screen. Examples: First Blood (first kill), Hoarder (carry 5 items), Merchant's Favourite (spend 200 gold), Untouchable (beat a floor without taking damage), Speed Runner (beat the game under 200 turns).</w:t>
+              <w:t xml:space="preserve">In-run achievements on summary screen: First Blood, Hoarder, Merchant's Favourite, Untouchable, Speed Runner.</w:t>
             </w:r>
           </w:p>
         </w:tc>
@@ -3917,7 +4527,7 @@
                 <w:sz w:val="21"/>
                 <w:szCs w:val="21"/>
               </w:rPr>
-              <w:t xml:space="preserve">A fixed random seed derived from the current date. All players get the same dungeon layout on a given day, enabling fair leaderboard comparison. Shown as "Daily Run" on the title screen.</w:t>
+              <w:t xml:space="preserve">Fixed random seed from current date. All players get the same dungeon each day for fair comparison.</w:t>
             </w:r>
           </w:p>
         </w:tc>
@@ -3982,7 +4592,6 @@
               <w:bottom w:type="dxa" w:w="120"/>
               <w:right w:type="dxa" w:w="160"/>
             </w:tcMar>
-            <w:vAlign w:val="center"/>
           </w:tcPr>
           <w:p>
             <w:pPr>
@@ -4048,7 +4657,6 @@
               <w:bottom w:type="dxa" w:w="120"/>
               <w:right w:type="dxa" w:w="160"/>
             </w:tcMar>
-            <w:vAlign w:val="center"/>
           </w:tcPr>
           <w:p>
             <w:pPr>
@@ -4085,7 +4693,7 @@
           <w:sz w:val="22"/>
           <w:szCs w:val="22"/>
         </w:rPr>
-        <w:t xml:space="preserve">Packages the game as a native app for Android and iOS. Requires external accounts and tooling beyond the browser.</w:t>
+        <w:t xml:space="preserve">Packages the game as a native app for Android and iOS.</w:t>
       </w:r>
     </w:p>
     <w:p>
@@ -4233,7 +4841,7 @@
                 <w:sz w:val="21"/>
                 <w:szCs w:val="21"/>
               </w:rPr>
-              <w:t xml:space="preserve">Wrap the PWA in a native Android shell using Capacitor. Enables Play Store listing. Requires Android Studio and a Google Play developer account ($25 one-time fee).</w:t>
+              <w:t xml:space="preserve">Native Android shell via Capacitor. Play Store listing. Requires Android Studio and Google Play developer account ($25 one-time).</w:t>
             </w:r>
           </w:p>
         </w:tc>
@@ -4295,7 +4903,7 @@
                 <w:sz w:val="21"/>
                 <w:szCs w:val="21"/>
               </w:rPr>
-              <w:t xml:space="preserve">Same Capacitor build targeting iOS. Requires Xcode (Mac only) and an Apple Developer account ($99/year). App Store review typically takes 1–3 days.</w:t>
+              <w:t xml:space="preserve">Same Capacitor build for iOS. Requires Xcode and Apple Developer account ($99/year).</w:t>
             </w:r>
           </w:p>
         </w:tc>
@@ -4357,7 +4965,7 @@
                 <w:sz w:val="21"/>
                 <w:szCs w:val="21"/>
               </w:rPr>
-              <w:t xml:space="preserve">Replace localStorage high scores with a global leaderboard using Firebase Firestore (free tier). Players submit scores at the end of each run with a chosen name.</w:t>
+              <w:t xml:space="preserve">Global leaderboard via Firebase Firestore free tier. Players submit scores with a chosen name.</w:t>
             </w:r>
           </w:p>
         </w:tc>
@@ -4419,7 +5027,7 @@
                 <w:sz w:val="21"/>
                 <w:szCs w:val="21"/>
               </w:rPr>
-              <w:t xml:space="preserve">Procedurally generated ambient dungeon music using Web Audio API. Tone.js library handles chord progressions and rhythm. No audio files needed, keeps the app lightweight.</w:t>
+              <w:t xml:space="preserve">Procedurally generated ambient music via Web Audio API and Tone.js. No audio files needed.</w:t>
             </w:r>
           </w:p>
         </w:tc>
@@ -4461,7 +5069,7 @@
           <w:sz w:val="22"/>
           <w:szCs w:val="22"/>
         </w:rPr>
-        <w:t xml:space="preserve">A few principles to keep in mind across all versions:</w:t>
+        <w:t xml:space="preserve">Principles to keep in mind across all versions:</w:t>
       </w:r>
     </w:p>
     <w:p>
@@ -4481,13 +5089,11 @@
       <w:r>
         <w:rPr>
           <w:rFonts w:ascii="Arial" w:cs="Arial" w:eastAsia="Arial" w:hAnsi="Arial"/>
-          <w:b w:val="false"/>
-          <w:bCs w:val="false"/>
           <w:color w:val="374151"/>
           <w:sz w:val="22"/>
           <w:szCs w:val="22"/>
         </w:rPr>
-        <w:t xml:space="preserve">Each version should be fully playable and deployable on its own — no half-finished features shipped.</w:t>
+        <w:t xml:space="preserve">Each version should be fully playable and deployable on its own.</w:t>
       </w:r>
     </w:p>
     <w:p>
@@ -4502,13 +5108,11 @@
       <w:r>
         <w:rPr>
           <w:rFonts w:ascii="Arial" w:cs="Arial" w:eastAsia="Arial" w:hAnsi="Arial"/>
-          <w:b w:val="false"/>
-          <w:bCs w:val="false"/>
           <w:color w:val="374151"/>
           <w:sz w:val="22"/>
           <w:szCs w:val="22"/>
         </w:rPr>
-        <w:t xml:space="preserve">Mobile-first: every feature should be tested on a real phone before being marked complete.</w:t>
+        <w:t xml:space="preserve">Mobile-first: every feature tested on a real phone before marked complete.</w:t>
       </w:r>
     </w:p>
     <w:p>
@@ -4523,13 +5127,11 @@
       <w:r>
         <w:rPr>
           <w:rFonts w:ascii="Arial" w:cs="Arial" w:eastAsia="Arial" w:hAnsi="Arial"/>
-          <w:b w:val="false"/>
-          <w:bCs w:val="false"/>
           <w:color w:val="374151"/>
           <w:sz w:val="22"/>
           <w:szCs w:val="22"/>
         </w:rPr>
-        <w:t xml:space="preserve">The single HTML file architecture should be preserved through v0.07 at minimum — it makes hosting and sharing trivial.</w:t>
+        <w:t xml:space="preserve">Single HTML file architecture preserved through v0.07 at minimum.</w:t>
       </w:r>
     </w:p>
     <w:p>
@@ -4544,34 +5146,11 @@
       <w:r>
         <w:rPr>
           <w:rFonts w:ascii="Arial" w:cs="Arial" w:eastAsia="Arial" w:hAnsi="Arial"/>
-          <w:b w:val="false"/>
-          <w:bCs w:val="false"/>
           <w:color w:val="374151"/>
           <w:sz w:val="22"/>
           <w:szCs w:val="22"/>
         </w:rPr>
-        <w:t xml:space="preserve">Sound effects and haptics (v0.03) should be implemented before character classes (v0.04), since audio feedback changes how all subsequent features feel during testing.</w:t>
-      </w:r>
-    </w:p>
-    <w:p>
-      <w:pPr>
-        <w:pStyle w:val="ListParagraph"/>
-        <w:numPr>
-          <w:ilvl w:val="0"/>
-          <w:numId w:val="2"/>
-        </w:numPr>
-        <w:spacing w:after="40" w:before="40"/>
-      </w:pPr>
-      <w:r>
-        <w:rPr>
-          <w:rFonts w:ascii="Arial" w:cs="Arial" w:eastAsia="Arial" w:hAnsi="Arial"/>
-          <w:b w:val="false"/>
-          <w:bCs w:val="false"/>
-          <w:color w:val="374151"/>
-          <w:sz w:val="22"/>
-          <w:szCs w:val="22"/>
-        </w:rPr>
-        <w:t xml:space="preserve">The daily seed feature (v0.07) becomes significantly more valuable once the leaderboard (v1.0) is in place — consider them as a pair.</w:t>
+        <w:t xml:space="preserve">Daily seed (v0.07) pairs naturally with the online leaderboard (v1.0).</w:t>
       </w:r>
     </w:p>
     <w:p>
@@ -5050,23 +5629,5 @@
       <w:szCs w:val="32"/>
     </w:rPr>
   </w:style>
-  <w:style w:type="paragraph" w:styleId="Heading2">
-    <w:name w:val="Heading 2"/>
-    <w:basedOn w:val="Normal"/>
-    <w:next w:val="Normal"/>
-    <w:qFormat/>
-    <w:pPr>
-      <w:spacing w:after="120" w:before="320"/>
-      <w:outlineLvl w:val="1"/>
-    </w:pPr>
-    <w:rPr>
-      <w:rFonts w:ascii="Arial" w:cs="Arial" w:eastAsia="Arial" w:hAnsi="Arial"/>
-      <w:b/>
-      <w:bCs/>
-      <w:color w:val="7C3AED"/>
-      <w:sz w:val="26"/>
-      <w:szCs w:val="26"/>
-    </w:rPr>
-  </w:style>
 </w:styles>
 </file>